--- a/docs/resumenes/Normas_ElPeruano_20260926.docx
+++ b/docs/resumenes/Normas_ElPeruano_20260926.docx
@@ -145,7 +145,7 @@
                 <w:i w:val="0"/>
                 <w:sz w:val="19"/>
               </w:rPr>
-              <w:t>26/10/2026 17:02</w:t>
+              <w:t>27/10/2026 11:04</w:t>
             </w:r>
           </w:p>
         </w:tc>
@@ -187,7 +187,7 @@
                 <w:i w:val="0"/>
                 <w:sz w:val="19"/>
               </w:rPr>
-              <w:t>78</w:t>
+              <w:t>80</w:t>
             </w:r>
           </w:p>
         </w:tc>
@@ -265,7 +265,7 @@
           <w:i w:val="0"/>
           <w:sz w:val="20"/>
         </w:rPr>
-        <w:t>De las 78 normas publicadas en el periodo, 15 resultan de interés institucional: 1 sobre la ATU y el transporte urbano, 13 de normatividad presupuestal y 1 de inversiones. El Cuadro 1 presenta la relación completa y la sección 2, el detalle de cada norma.</w:t>
+        <w:t>De las 80 normas publicadas en el periodo, 15 resultan de interés institucional: 1 sobre la ATU y el transporte urbano, 13 de normatividad presupuestal y 1 de inversiones. El Cuadro 1 presenta la relación completa y la sección 2, el detalle de cada norma.</w:t>
       </w:r>
     </w:p>
     <w:tbl>
@@ -5186,96 +5186,6 @@
                 <w:color w:val="0A2F5C"/>
                 <w:sz w:val="17"/>
               </w:rPr>
-              <w:t>Disposición principal</w:t>
-            </w:r>
-          </w:p>
-        </w:tc>
-        <w:tc>
-          <w:tcPr>
-            <w:tcW w:type="dxa" w:w="7370"/>
-          </w:tcPr>
-          <w:p>
-            <w:pPr>
-              <w:spacing w:before="20" w:after="20" w:line="264" w:lineRule="auto"/>
-            </w:pPr>
-            <w:r>
-              <w:rPr>
-                <w:rFonts w:ascii="Arial" w:hAnsi="Arial" w:eastAsia="Arial"/>
-                <w:b w:val="0"/>
-                <w:i w:val="0"/>
-                <w:sz w:val="18"/>
-              </w:rPr>
-              <w:t>Artículo Primero .- APROBAR la transferencia financiera del Gobierno Regional de Arequipa a favor de la Municipalidad Distrital de Tomepampa, hasta por la suma de S/ 199,996.97 (Ciento noventa y nueve mil novecientos noventa y seis con 97/100 soles), destinada exclusivamente al financiamiento de la ejecución de la IOARR denominada “CONSTRUCCIÓN DE COBERTURA DE INSTALACIONES DEPORTIVAS Y COBERTURA PARA PROTECCIÓN DE ESTRUCTURAS, EN EL(LA) I.E. 40531 HONOFRE BENAVIDES, DISTRITO DE TOMEPAMPA, PROVINCIA LA UNIÓN, DEPARTAMENTO AREQUIPA”, con CUI Nº 2738756. Artículo Segundo.- PRECISAR que la transferencia financiera autorizada mediante el presente Acuerdo Regional se encuentra sujeta a la…</w:t>
-            </w:r>
-          </w:p>
-        </w:tc>
-      </w:tr>
-      <w:tr>
-        <w:trPr>
-          <w:cantSplit/>
-        </w:trPr>
-        <w:tc>
-          <w:tcPr>
-            <w:tcW w:type="dxa" w:w="2041"/>
-            <w:shd w:val="clear" w:color="auto" w:fill="F2F5FA"/>
-          </w:tcPr>
-          <w:p>
-            <w:pPr>
-              <w:spacing w:before="20" w:after="20" w:line="264" w:lineRule="auto"/>
-            </w:pPr>
-            <w:r>
-              <w:rPr>
-                <w:rFonts w:ascii="Arial" w:hAnsi="Arial" w:eastAsia="Arial"/>
-                <w:b/>
-                <w:i w:val="0"/>
-                <w:color w:val="0A2F5C"/>
-                <w:sz w:val="17"/>
-              </w:rPr>
-              <w:t>Montos citados</w:t>
-            </w:r>
-          </w:p>
-        </w:tc>
-        <w:tc>
-          <w:tcPr>
-            <w:tcW w:type="dxa" w:w="7370"/>
-          </w:tcPr>
-          <w:p>
-            <w:pPr>
-              <w:spacing w:before="20" w:after="20" w:line="264" w:lineRule="auto"/>
-            </w:pPr>
-            <w:r>
-              <w:rPr>
-                <w:rFonts w:ascii="Arial" w:hAnsi="Arial" w:eastAsia="Arial"/>
-                <w:b w:val="0"/>
-                <w:i w:val="0"/>
-                <w:sz w:val="18"/>
-              </w:rPr>
-              <w:t>S/ 229,996.97 · S/ 199,996.97</w:t>
-            </w:r>
-          </w:p>
-        </w:tc>
-      </w:tr>
-      <w:tr>
-        <w:trPr>
-          <w:cantSplit/>
-        </w:trPr>
-        <w:tc>
-          <w:tcPr>
-            <w:tcW w:type="dxa" w:w="2041"/>
-            <w:shd w:val="clear" w:color="auto" w:fill="F2F5FA"/>
-          </w:tcPr>
-          <w:p>
-            <w:pPr>
-              <w:spacing w:before="20" w:after="20" w:line="264" w:lineRule="auto"/>
-            </w:pPr>
-            <w:r>
-              <w:rPr>
-                <w:rFonts w:ascii="Arial" w:hAnsi="Arial" w:eastAsia="Arial"/>
-                <w:b/>
-                <w:i w:val="0"/>
-                <w:color w:val="0A2F5C"/>
-                <w:sz w:val="17"/>
-              </w:rPr>
               <w:t>Enlaces</w:t>
             </w:r>
           </w:p>
@@ -5999,96 +5909,6 @@
                 <w:sz w:val="18"/>
               </w:rPr>
               <w:t>Aprueban Transferencia Financiera a favor de la Municipalidad Distrital de El Porvenir</w:t>
-            </w:r>
-          </w:p>
-        </w:tc>
-      </w:tr>
-      <w:tr>
-        <w:trPr>
-          <w:cantSplit/>
-        </w:trPr>
-        <w:tc>
-          <w:tcPr>
-            <w:tcW w:type="dxa" w:w="2041"/>
-            <w:shd w:val="clear" w:color="auto" w:fill="F2F5FA"/>
-          </w:tcPr>
-          <w:p>
-            <w:pPr>
-              <w:spacing w:before="20" w:after="20" w:line="264" w:lineRule="auto"/>
-            </w:pPr>
-            <w:r>
-              <w:rPr>
-                <w:rFonts w:ascii="Arial" w:hAnsi="Arial" w:eastAsia="Arial"/>
-                <w:b/>
-                <w:i w:val="0"/>
-                <w:color w:val="0A2F5C"/>
-                <w:sz w:val="17"/>
-              </w:rPr>
-              <w:t>Disposición principal</w:t>
-            </w:r>
-          </w:p>
-        </w:tc>
-        <w:tc>
-          <w:tcPr>
-            <w:tcW w:type="dxa" w:w="7370"/>
-          </w:tcPr>
-          <w:p>
-            <w:pPr>
-              <w:spacing w:before="20" w:after="20" w:line="264" w:lineRule="auto"/>
-            </w:pPr>
-            <w:r>
-              <w:rPr>
-                <w:rFonts w:ascii="Arial" w:hAnsi="Arial" w:eastAsia="Arial"/>
-                <w:b w:val="0"/>
-                <w:i w:val="0"/>
-                <w:sz w:val="18"/>
-              </w:rPr>
-              <w:t>Artículo Primero.- APROBAR la Transferencia Financiera a favor de la Municipalidad Distrital de EL PORVENIR, hasta por la suma de S/ 4,233,927.10 (Cuatro millones doscientos treinta y tres mil novecientos veintisiete con 10/100 soles), destinados al financiamiento de la ejecución física del Proyecto “MEJORAMIENTO DEL SERVICIO DE TRANSITABILIDAD VEHICULAR Y PEATONAL EN LA CALLE ANTONIO RIVERO, DISTRITO DE EL PORVENIR, PROVINCIA DE TRUJILLO, DEPARTAMENTO DE LA LIBERTAD” con CUI Nº 2491504; los cuales no podrán ser destinados a fines distintos de aquellos para los cuales son transferidos. Artículo Segundo.- AUTORIZAR al Gobernador del Gobierno Regional La Libertad a disponer las acciones…</w:t>
-            </w:r>
-          </w:p>
-        </w:tc>
-      </w:tr>
-      <w:tr>
-        <w:trPr>
-          <w:cantSplit/>
-        </w:trPr>
-        <w:tc>
-          <w:tcPr>
-            <w:tcW w:type="dxa" w:w="2041"/>
-            <w:shd w:val="clear" w:color="auto" w:fill="F2F5FA"/>
-          </w:tcPr>
-          <w:p>
-            <w:pPr>
-              <w:spacing w:before="20" w:after="20" w:line="264" w:lineRule="auto"/>
-            </w:pPr>
-            <w:r>
-              <w:rPr>
-                <w:rFonts w:ascii="Arial" w:hAnsi="Arial" w:eastAsia="Arial"/>
-                <w:b/>
-                <w:i w:val="0"/>
-                <w:color w:val="0A2F5C"/>
-                <w:sz w:val="17"/>
-              </w:rPr>
-              <w:t>Montos citados</w:t>
-            </w:r>
-          </w:p>
-        </w:tc>
-        <w:tc>
-          <w:tcPr>
-            <w:tcW w:type="dxa" w:w="7370"/>
-          </w:tcPr>
-          <w:p>
-            <w:pPr>
-              <w:spacing w:before="20" w:after="20" w:line="264" w:lineRule="auto"/>
-            </w:pPr>
-            <w:r>
-              <w:rPr>
-                <w:rFonts w:ascii="Arial" w:hAnsi="Arial" w:eastAsia="Arial"/>
-                <w:b w:val="0"/>
-                <w:i w:val="0"/>
-                <w:sz w:val="18"/>
-              </w:rPr>
-              <w:t>S/ 4,233,927.10 · S/ 3,911,476.38 · S/ 144,996.98 · S/ 177,453.74</w:t>
             </w:r>
           </w:p>
         </w:tc>
